--- a/klagomål/A 13898-2026 FSC-klagomål.docx
+++ b/klagomål/A 13898-2026 FSC-klagomål.docx
@@ -705,7 +705,7 @@
     <w:r>
       <w:tab/>
       <w:tab/>
-      <w:t>2026-06-18</w:t>
+      <w:t>2026-06-19</w:t>
       <w:br/>
       <w:br/>
     </w:r>

--- a/klagomål/A 13898-2026 FSC-klagomål.docx
+++ b/klagomål/A 13898-2026 FSC-klagomål.docx
@@ -705,7 +705,7 @@
     <w:r>
       <w:tab/>
       <w:tab/>
-      <w:t>2026-06-19</w:t>
+      <w:t>2026-06-20</w:t>
       <w:br/>
       <w:br/>
     </w:r>

--- a/klagomål/A 13898-2026 FSC-klagomål.docx
+++ b/klagomål/A 13898-2026 FSC-klagomål.docx
@@ -168,38 +168,7 @@
     </w:p>
     <w:p>
       <w:r>
-        <w:t>Detta dokument behandlar höga naturvärden i avverkningsanmälan A 13898-2026 i Östersunds kommun som inkom 2026-03-17 och omfattar 3,4 ha.</w:t>
-      </w:r>
-    </w:p>
-    <w:p>
-      <w:r>
-        <w:t>Nedan presenteras fynd av naturvårdsarter och fridlysta arter som gjorts i det avverkningsanmälda området, samt relevanta utdrag ur standarderna för FSC, Chain of Custody, Controlled Wood och PEFC.</w:t>
-      </w:r>
-    </w:p>
-    <w:p>
-      <w:r>
-        <w:t>Vi förväntar oss att ni återkommer med ett skriftligt svar på vårt klagomål och även beskriver vilka korrigerande åtgärder ni satt in för att rätta till identifierade brister i er efterlevnad av den svenska FSC standarden.</w:t>
-      </w:r>
-    </w:p>
-    <w:p>
-      <w:pPr>
-        <w:pStyle w:val="Heading1"/>
-      </w:pPr>
-      <w:r>
-        <w:t>Naturvårdsarter</w:t>
-      </w:r>
-    </w:p>
-    <w:p>
-      <w:r>
-        <w:t>Inom 15 meter från avverkningsanmälan har följande 2 naturvårdsarter hittats: jämtlandsmaskros (NT, §8) och slåtterfibbla (NT, T). Av dessa är 2 rödlistade. För rödlistade arter har rödlistekategorin angivits inom parentes. Typiska arter inom Natura 2000 som är kopplade till skogsekosystem har markerats med (T). För fridlysta arter anges även paragrafen i Artskyddsförordningen som arten är fridlyst enligt.</w:t>
-      </w:r>
-    </w:p>
-    <w:p>
-      <w:r>
-        <w:t>De påträffade naturvårdsarterna är ett tydligt kvitto på att det rör sig om en skog med höga naturvärden.</w:t>
-      </w:r>
-      <w:r>
-        <w:t xml:space="preserve"> I Figur 1 visas fyndplatser för naturvårdsarter i området, som finns registrerade på Artportalen.</w:t>
+        <w:t>Detta klagomål behandlar höga naturvärden i avverkningsanmälan A 13898-2026 i Östersunds kommun som inkom 2026-03-17 och omfattar 3,4 ha.</w:t>
       </w:r>
     </w:p>
     <w:p>
@@ -209,7 +178,7 @@
       <w:r>
         <w:drawing>
           <wp:inline xmlns:a="http://schemas.openxmlformats.org/drawingml/2006/main" xmlns:pic="http://schemas.openxmlformats.org/drawingml/2006/picture">
-            <wp:extent cx="5058606" cy="5688000"/>
+            <wp:extent cx="5090623" cy="5724000"/>
             <wp:docPr id="1" name="Picture 1"/>
             <wp:cNvGraphicFramePr>
               <a:graphicFrameLocks noChangeAspect="1"/>
@@ -230,7 +199,7 @@
                   <pic:spPr>
                     <a:xfrm>
                       <a:off x="0" y="0"/>
-                      <a:ext cx="5058606" cy="5688000"/>
+                      <a:ext cx="5090623" cy="5724000"/>
                     </a:xfrm>
                     <a:prstGeom prst="rect"/>
                   </pic:spPr>
@@ -247,28 +216,35 @@
         <w:spacing w:after="240"/>
       </w:pPr>
       <w:r>
-        <w:t>Figur 1. Fyndplatser för naturvårdsarter inom 15 meter från avverkningsanmälan (röd linje). Markörer utan svart kant är placerade på fyndplatsen. Markörer med svart kant är placerade vid sidan av fyndplatsen och har ett svart streck som visar fyndplatsens exakta position. Kartans mittpunktskoordinat är N 7040204, E 487856 i SWEREF 99 TM.</w:t>
+        <w:t>Figur 1. Fyndplatser för naturvårdsarter inom 15 meter från avverkningsanmälan. Markörer utan svart kant är placerade på fyndplatsen. Markörer med svart kant är placerade vid sidan av fyndplatsen har ett svart streck som visar fyndplatsens exakta position. Kartans mittpunktskoordinat är N 7040204, E 487856 i SWEREF 99 TM.</w:t>
+      </w:r>
+    </w:p>
+    <w:p>
+      <w:r>
+        <w:t>Inom 15 meter från avverkningsanmälan finns fynd av 2 naturvårdsarter, varav 2 är rödlistade, 1 är fridlyst och 1 är typisk (T): jämtlandsmaskros (NT, §8) och slåtterfibbla (NT, T). Se Figur 1.</w:t>
+      </w:r>
+    </w:p>
+    <w:p>
+      <w:r>
+        <w:t>Nedan presenteras relevanta utdrag ur standarderna för FSC, Chain of Custody, Controlled Wood och PEFC.</w:t>
+      </w:r>
+    </w:p>
+    <w:p>
+      <w:r>
+        <w:t>Vi förväntar oss att ni återkommer med ett skriftligt svar på vårt klagomål och även beskriver vilka korrigerande åtgärder ni satt in för att rätta till identifierade brister i er efterlevnad av den svenska FSC standarden.</w:t>
       </w:r>
     </w:p>
     <w:p>
       <w:pPr>
-        <w:pStyle w:val="Heading2"/>
+        <w:pStyle w:val="Heading1"/>
       </w:pPr>
       <w:r>
-        <w:t>Fridlysta arter</w:t>
+        <w:t>Naturvårdsarter och fridlysta arter</w:t>
       </w:r>
     </w:p>
     <w:p>
       <w:r>
-        <w:t>Följande fridlysta arter har sina livsmiljöer och växtplatser i den avverkningsanmälda skogen: jämtlandsmaskros (NT, §8).</w:t>
-      </w:r>
-    </w:p>
-    <w:p>
-      <w:pPr>
-        <w:pStyle w:val="Heading2"/>
-      </w:pPr>
-      <w:r>
-        <w:t>Övriga naturvårdsarter</w:t>
+        <w:t>Nedan följer beskrivningar av de naturvårdsarter och fridlysta arter som har sina livsmiljöer och växtplatser i den avverkningsanmälda skogen. De påträffade naturvårdsarterna är ett tydligt kvitto på att det rör sig om en skog med höga naturvärden.</w:t>
       </w:r>
     </w:p>
     <w:p>
@@ -705,7 +681,7 @@
     <w:r>
       <w:tab/>
       <w:tab/>
-      <w:t>2026-06-20</w:t>
+      <w:t>2026-06-21</w:t>
       <w:br/>
       <w:br/>
     </w:r>

--- a/klagomål/A 13898-2026 FSC-klagomål.docx
+++ b/klagomål/A 13898-2026 FSC-klagomål.docx
@@ -681,7 +681,7 @@
     <w:r>
       <w:tab/>
       <w:tab/>
-      <w:t>2026-06-21</w:t>
+      <w:t>2026-06-22</w:t>
       <w:br/>
       <w:br/>
     </w:r>

--- a/klagomål/A 13898-2026 FSC-klagomål.docx
+++ b/klagomål/A 13898-2026 FSC-klagomål.docx
@@ -681,7 +681,7 @@
     <w:r>
       <w:tab/>
       <w:tab/>
-      <w:t>2026-06-22</w:t>
+      <w:t>2026-06-23</w:t>
       <w:br/>
       <w:br/>
     </w:r>

--- a/klagomål/A 13898-2026 FSC-klagomål.docx
+++ b/klagomål/A 13898-2026 FSC-klagomål.docx
@@ -681,7 +681,7 @@
     <w:r>
       <w:tab/>
       <w:tab/>
-      <w:t>2026-06-23</w:t>
+      <w:t>2026-06-24</w:t>
       <w:br/>
       <w:br/>
     </w:r>

--- a/klagomål/A 13898-2026 FSC-klagomål.docx
+++ b/klagomål/A 13898-2026 FSC-klagomål.docx
@@ -681,7 +681,7 @@
     <w:r>
       <w:tab/>
       <w:tab/>
-      <w:t>2026-06-24</w:t>
+      <w:t>2026-06-25</w:t>
       <w:br/>
       <w:br/>
     </w:r>

--- a/klagomål/A 13898-2026 FSC-klagomål.docx
+++ b/klagomål/A 13898-2026 FSC-klagomål.docx
@@ -681,7 +681,7 @@
     <w:r>
       <w:tab/>
       <w:tab/>
-      <w:t>2026-06-25</w:t>
+      <w:t>2026-06-26</w:t>
       <w:br/>
       <w:br/>
     </w:r>

--- a/klagomål/A 13898-2026 FSC-klagomål.docx
+++ b/klagomål/A 13898-2026 FSC-klagomål.docx
@@ -681,7 +681,7 @@
     <w:r>
       <w:tab/>
       <w:tab/>
-      <w:t>2026-06-26</w:t>
+      <w:t>2026-06-27</w:t>
       <w:br/>
       <w:br/>
     </w:r>

--- a/klagomål/A 13898-2026 FSC-klagomål.docx
+++ b/klagomål/A 13898-2026 FSC-klagomål.docx
@@ -681,7 +681,7 @@
     <w:r>
       <w:tab/>
       <w:tab/>
-      <w:t>2026-06-27</w:t>
+      <w:t>2026-06-28</w:t>
       <w:br/>
       <w:br/>
     </w:r>

--- a/klagomål/A 13898-2026 FSC-klagomål.docx
+++ b/klagomål/A 13898-2026 FSC-klagomål.docx
@@ -681,7 +681,7 @@
     <w:r>
       <w:tab/>
       <w:tab/>
-      <w:t>2026-06-28</w:t>
+      <w:t>2026-06-29</w:t>
       <w:br/>
       <w:br/>
     </w:r>

--- a/klagomål/A 13898-2026 FSC-klagomål.docx
+++ b/klagomål/A 13898-2026 FSC-klagomål.docx
@@ -681,7 +681,7 @@
     <w:r>
       <w:tab/>
       <w:tab/>
-      <w:t>2026-06-29</w:t>
+      <w:t>2026-06-30</w:t>
       <w:br/>
       <w:br/>
     </w:r>

--- a/klagomål/A 13898-2026 FSC-klagomål.docx
+++ b/klagomål/A 13898-2026 FSC-klagomål.docx
@@ -681,7 +681,7 @@
     <w:r>
       <w:tab/>
       <w:tab/>
-      <w:t>2026-06-30</w:t>
+      <w:t>2026-07-01</w:t>
       <w:br/>
       <w:br/>
     </w:r>

--- a/klagomål/A 13898-2026 FSC-klagomål.docx
+++ b/klagomål/A 13898-2026 FSC-klagomål.docx
@@ -681,7 +681,7 @@
     <w:r>
       <w:tab/>
       <w:tab/>
-      <w:t>2026-07-01</w:t>
+      <w:t>2026-07-02</w:t>
       <w:br/>
       <w:br/>
     </w:r>

--- a/klagomål/A 13898-2026 FSC-klagomål.docx
+++ b/klagomål/A 13898-2026 FSC-klagomål.docx
@@ -681,7 +681,7 @@
     <w:r>
       <w:tab/>
       <w:tab/>
-      <w:t>2026-07-13</w:t>
+      <w:t>2026-07-14</w:t>
       <w:br/>
       <w:br/>
     </w:r>

--- a/klagomål/A 13898-2026 FSC-klagomål.docx
+++ b/klagomål/A 13898-2026 FSC-klagomål.docx
@@ -681,7 +681,7 @@
     <w:r>
       <w:tab/>
       <w:tab/>
-      <w:t>2026-07-14</w:t>
+      <w:t>2026-07-15</w:t>
       <w:br/>
       <w:br/>
     </w:r>

--- a/klagomål/A 13898-2026 FSC-klagomål.docx
+++ b/klagomål/A 13898-2026 FSC-klagomål.docx
@@ -681,7 +681,7 @@
     <w:r>
       <w:tab/>
       <w:tab/>
-      <w:t>2026-07-15</w:t>
+      <w:t>2026-07-16</w:t>
       <w:br/>
       <w:br/>
     </w:r>

--- a/klagomål/A 13898-2026 FSC-klagomål.docx
+++ b/klagomål/A 13898-2026 FSC-klagomål.docx
@@ -681,7 +681,7 @@
     <w:r>
       <w:tab/>
       <w:tab/>
-      <w:t>2026-07-16</w:t>
+      <w:t>2026-07-17</w:t>
       <w:br/>
       <w:br/>
     </w:r>

--- a/klagomål/A 13898-2026 FSC-klagomål.docx
+++ b/klagomål/A 13898-2026 FSC-klagomål.docx
@@ -681,7 +681,7 @@
     <w:r>
       <w:tab/>
       <w:tab/>
-      <w:t>2026-07-17</w:t>
+      <w:t>2026-07-18</w:t>
       <w:br/>
       <w:br/>
     </w:r>

--- a/klagomål/A 13898-2026 FSC-klagomål.docx
+++ b/klagomål/A 13898-2026 FSC-klagomål.docx
@@ -681,7 +681,7 @@
     <w:r>
       <w:tab/>
       <w:tab/>
-      <w:t>2026-07-18</w:t>
+      <w:t>2026-07-19</w:t>
       <w:br/>
       <w:br/>
     </w:r>

--- a/klagomål/A 13898-2026 FSC-klagomål.docx
+++ b/klagomål/A 13898-2026 FSC-klagomål.docx
@@ -681,7 +681,7 @@
     <w:r>
       <w:tab/>
       <w:tab/>
-      <w:t>2026-07-19</w:t>
+      <w:t>2026-07-20</w:t>
       <w:br/>
       <w:br/>
     </w:r>

--- a/klagomål/A 13898-2026 FSC-klagomål.docx
+++ b/klagomål/A 13898-2026 FSC-klagomål.docx
@@ -681,7 +681,7 @@
     <w:r>
       <w:tab/>
       <w:tab/>
-      <w:t>2026-07-20</w:t>
+      <w:t>2026-07-21</w:t>
       <w:br/>
       <w:br/>
     </w:r>

--- a/klagomål/A 13898-2026 FSC-klagomål.docx
+++ b/klagomål/A 13898-2026 FSC-klagomål.docx
@@ -681,7 +681,7 @@
     <w:r>
       <w:tab/>
       <w:tab/>
-      <w:t>2026-07-21</w:t>
+      <w:t>2026-07-22</w:t>
       <w:br/>
       <w:br/>
     </w:r>

--- a/klagomål/A 13898-2026 FSC-klagomål.docx
+++ b/klagomål/A 13898-2026 FSC-klagomål.docx
@@ -681,7 +681,7 @@
     <w:r>
       <w:tab/>
       <w:tab/>
-      <w:t>2026-07-22</w:t>
+      <w:t>2026-07-23</w:t>
       <w:br/>
       <w:br/>
     </w:r>

--- a/klagomål/A 13898-2026 FSC-klagomål.docx
+++ b/klagomål/A 13898-2026 FSC-klagomål.docx
@@ -681,7 +681,7 @@
     <w:r>
       <w:tab/>
       <w:tab/>
-      <w:t>2026-07-23</w:t>
+      <w:t>2026-07-24</w:t>
       <w:br/>
       <w:br/>
     </w:r>

--- a/klagomål/A 13898-2026 FSC-klagomål.docx
+++ b/klagomål/A 13898-2026 FSC-klagomål.docx
@@ -681,7 +681,7 @@
     <w:r>
       <w:tab/>
       <w:tab/>
-      <w:t>2026-07-24</w:t>
+      <w:t>2026-07-25</w:t>
       <w:br/>
       <w:br/>
     </w:r>

--- a/klagomål/A 13898-2026 FSC-klagomål.docx
+++ b/klagomål/A 13898-2026 FSC-klagomål.docx
@@ -681,7 +681,7 @@
     <w:r>
       <w:tab/>
       <w:tab/>
-      <w:t>2026-07-25</w:t>
+      <w:t>2026-07-26</w:t>
       <w:br/>
       <w:br/>
     </w:r>

--- a/klagomål/A 13898-2026 FSC-klagomål.docx
+++ b/klagomål/A 13898-2026 FSC-klagomål.docx
@@ -681,7 +681,7 @@
     <w:r>
       <w:tab/>
       <w:tab/>
-      <w:t>2026-07-26</w:t>
+      <w:t>2026-07-27</w:t>
       <w:br/>
       <w:br/>
     </w:r>

--- a/klagomål/A 13898-2026 FSC-klagomål.docx
+++ b/klagomål/A 13898-2026 FSC-klagomål.docx
@@ -681,7 +681,7 @@
     <w:r>
       <w:tab/>
       <w:tab/>
-      <w:t>2026-07-27</w:t>
+      <w:t>2026-07-28</w:t>
       <w:br/>
       <w:br/>
     </w:r>

--- a/klagomål/A 13898-2026 FSC-klagomål.docx
+++ b/klagomål/A 13898-2026 FSC-klagomål.docx
@@ -681,7 +681,7 @@
     <w:r>
       <w:tab/>
       <w:tab/>
-      <w:t>2026-07-28</w:t>
+      <w:t>2026-07-29</w:t>
       <w:br/>
       <w:br/>
     </w:r>

--- a/klagomål/A 13898-2026 FSC-klagomål.docx
+++ b/klagomål/A 13898-2026 FSC-klagomål.docx
@@ -681,7 +681,7 @@
     <w:r>
       <w:tab/>
       <w:tab/>
-      <w:t>2026-07-29</w:t>
+      <w:t>2026-07-30</w:t>
       <w:br/>
       <w:br/>
     </w:r>

--- a/klagomål/A 13898-2026 FSC-klagomål.docx
+++ b/klagomål/A 13898-2026 FSC-klagomål.docx
@@ -681,7 +681,7 @@
     <w:r>
       <w:tab/>
       <w:tab/>
-      <w:t>2026-07-30</w:t>
+      <w:t>2026-07-31</w:t>
       <w:br/>
       <w:br/>
     </w:r>

--- a/klagomål/A 13898-2026 FSC-klagomål.docx
+++ b/klagomål/A 13898-2026 FSC-klagomål.docx
@@ -681,7 +681,7 @@
     <w:r>
       <w:tab/>
       <w:tab/>
-      <w:t>2026-07-31</w:t>
+      <w:t>2026-08-01</w:t>
       <w:br/>
       <w:br/>
     </w:r>

--- a/klagomål/A 13898-2026 FSC-klagomål.docx
+++ b/klagomål/A 13898-2026 FSC-klagomål.docx
@@ -681,7 +681,7 @@
     <w:r>
       <w:tab/>
       <w:tab/>
-      <w:t>2026-08-01</w:t>
+      <w:t>2026-08-02</w:t>
       <w:br/>
       <w:br/>
     </w:r>

--- a/klagomål/A 13898-2026 FSC-klagomål.docx
+++ b/klagomål/A 13898-2026 FSC-klagomål.docx
@@ -681,7 +681,7 @@
     <w:r>
       <w:tab/>
       <w:tab/>
-      <w:t>2026-08-02</w:t>
+      <w:t>2026-08-03</w:t>
       <w:br/>
       <w:br/>
     </w:r>

--- a/klagomål/A 13898-2026 FSC-klagomål.docx
+++ b/klagomål/A 13898-2026 FSC-klagomål.docx
@@ -681,7 +681,7 @@
     <w:r>
       <w:tab/>
       <w:tab/>
-      <w:t>2026-08-03</w:t>
+      <w:t>2026-08-05</w:t>
       <w:br/>
       <w:br/>
     </w:r>

--- a/klagomål/A 13898-2026 FSC-klagomål.docx
+++ b/klagomål/A 13898-2026 FSC-klagomål.docx
@@ -681,7 +681,7 @@
     <w:r>
       <w:tab/>
       <w:tab/>
-      <w:t>2026-08-05</w:t>
+      <w:t>2026-08-07</w:t>
       <w:br/>
       <w:br/>
     </w:r>

--- a/klagomål/A 13898-2026 FSC-klagomål.docx
+++ b/klagomål/A 13898-2026 FSC-klagomål.docx
@@ -681,7 +681,7 @@
     <w:r>
       <w:tab/>
       <w:tab/>
-      <w:t>2026-08-07</w:t>
+      <w:t>2026-08-08</w:t>
       <w:br/>
       <w:br/>
     </w:r>

--- a/klagomål/A 13898-2026 FSC-klagomål.docx
+++ b/klagomål/A 13898-2026 FSC-klagomål.docx
@@ -216,7 +216,7 @@
         <w:spacing w:after="240"/>
       </w:pPr>
       <w:r>
-        <w:t>Figur 1. Fyndplatser för naturvårdsarter inom 15 meter från avverkningsanmälan. Markörer utan svart kant är placerade på fyndplatsen. Markörer med svart kant är placerade vid sidan av fyndplatsen har ett svart streck som visar fyndplatsens exakta position. Kartans mittpunktskoordinat är N 7040204, E 487856 i SWEREF 99 TM.</w:t>
+        <w:t>Figur 1. Fyndplatser för naturvårdsarter inom 15 meter från avverkningsanmälan. Markörer utan svart kant är placerade på fyndplatsen. Markörer med svart kant är placerade vid sidan av fyndplatsen och har ett svart streck som visar fyndplatsens exakta position. Kartans mittpunktskoordinat är N 7040204, E 487856 i SWEREF 99 TM.</w:t>
       </w:r>
     </w:p>
     <w:p>
@@ -681,7 +681,7 @@
     <w:r>
       <w:tab/>
       <w:tab/>
-      <w:t>2026-08-14</w:t>
+      <w:t>2026-08-15</w:t>
       <w:br/>
       <w:br/>
     </w:r>

--- a/klagomål/A 13898-2026 FSC-klagomål.docx
+++ b/klagomål/A 13898-2026 FSC-klagomål.docx
@@ -681,7 +681,7 @@
     <w:r>
       <w:tab/>
       <w:tab/>
-      <w:t>2026-08-15</w:t>
+      <w:t>2026-08-16</w:t>
       <w:br/>
       <w:br/>
     </w:r>

--- a/klagomål/A 13898-2026 FSC-klagomål.docx
+++ b/klagomål/A 13898-2026 FSC-klagomål.docx
@@ -681,7 +681,7 @@
     <w:r>
       <w:tab/>
       <w:tab/>
-      <w:t>2026-08-16</w:t>
+      <w:t>2026-08-17</w:t>
       <w:br/>
       <w:br/>
     </w:r>

--- a/klagomål/A 13898-2026 FSC-klagomål.docx
+++ b/klagomål/A 13898-2026 FSC-klagomål.docx
@@ -681,7 +681,7 @@
     <w:r>
       <w:tab/>
       <w:tab/>
-      <w:t>2026-08-17</w:t>
+      <w:t>2026-08-18</w:t>
       <w:br/>
       <w:br/>
     </w:r>

--- a/klagomål/A 13898-2026 FSC-klagomål.docx
+++ b/klagomål/A 13898-2026 FSC-klagomål.docx
@@ -681,7 +681,7 @@
     <w:r>
       <w:tab/>
       <w:tab/>
-      <w:t>2026-08-18</w:t>
+      <w:t>2026-08-19</w:t>
       <w:br/>
       <w:br/>
     </w:r>

--- a/klagomål/A 13898-2026 FSC-klagomål.docx
+++ b/klagomål/A 13898-2026 FSC-klagomål.docx
@@ -681,7 +681,7 @@
     <w:r>
       <w:tab/>
       <w:tab/>
-      <w:t>2026-08-19</w:t>
+      <w:t>2026-08-20</w:t>
       <w:br/>
       <w:br/>
     </w:r>

--- a/klagomål/A 13898-2026 FSC-klagomål.docx
+++ b/klagomål/A 13898-2026 FSC-klagomål.docx
@@ -681,7 +681,7 @@
     <w:r>
       <w:tab/>
       <w:tab/>
-      <w:t>2026-08-20</w:t>
+      <w:t>2026-08-21</w:t>
       <w:br/>
       <w:br/>
     </w:r>

--- a/klagomål/A 13898-2026 FSC-klagomål.docx
+++ b/klagomål/A 13898-2026 FSC-klagomål.docx
@@ -681,7 +681,7 @@
     <w:r>
       <w:tab/>
       <w:tab/>
-      <w:t>2026-08-21</w:t>
+      <w:t>2026-08-22</w:t>
       <w:br/>
       <w:br/>
     </w:r>

--- a/klagomål/A 13898-2026 FSC-klagomål.docx
+++ b/klagomål/A 13898-2026 FSC-klagomål.docx
@@ -681,7 +681,7 @@
     <w:r>
       <w:tab/>
       <w:tab/>
-      <w:t>2026-08-22</w:t>
+      <w:t>2026-08-23</w:t>
       <w:br/>
       <w:br/>
     </w:r>

--- a/klagomål/A 13898-2026 FSC-klagomål.docx
+++ b/klagomål/A 13898-2026 FSC-klagomål.docx
@@ -681,7 +681,7 @@
     <w:r>
       <w:tab/>
       <w:tab/>
-      <w:t>2026-08-23</w:t>
+      <w:t>2026-08-24</w:t>
       <w:br/>
       <w:br/>
     </w:r>

--- a/klagomål/A 13898-2026 FSC-klagomål.docx
+++ b/klagomål/A 13898-2026 FSC-klagomål.docx
@@ -681,7 +681,7 @@
     <w:r>
       <w:tab/>
       <w:tab/>
-      <w:t>2026-08-24</w:t>
+      <w:t>2026-08-25</w:t>
       <w:br/>
       <w:br/>
     </w:r>

--- a/klagomål/A 13898-2026 FSC-klagomål.docx
+++ b/klagomål/A 13898-2026 FSC-klagomål.docx
@@ -681,7 +681,7 @@
     <w:r>
       <w:tab/>
       <w:tab/>
-      <w:t>2026-08-25</w:t>
+      <w:t>2026-08-26</w:t>
       <w:br/>
       <w:br/>
     </w:r>

--- a/klagomål/A 13898-2026 FSC-klagomål.docx
+++ b/klagomål/A 13898-2026 FSC-klagomål.docx
@@ -681,7 +681,7 @@
     <w:r>
       <w:tab/>
       <w:tab/>
-      <w:t>2026-08-26</w:t>
+      <w:t>2026-08-27</w:t>
       <w:br/>
       <w:br/>
     </w:r>

--- a/klagomål/A 13898-2026 FSC-klagomål.docx
+++ b/klagomål/A 13898-2026 FSC-klagomål.docx
@@ -681,7 +681,7 @@
     <w:r>
       <w:tab/>
       <w:tab/>
-      <w:t>2026-08-27</w:t>
+      <w:t>2026-08-28</w:t>
       <w:br/>
       <w:br/>
     </w:r>

--- a/klagomål/A 13898-2026 FSC-klagomål.docx
+++ b/klagomål/A 13898-2026 FSC-klagomål.docx
@@ -681,7 +681,7 @@
     <w:r>
       <w:tab/>
       <w:tab/>
-      <w:t>2026-08-28</w:t>
+      <w:t>2026-08-29</w:t>
       <w:br/>
       <w:br/>
     </w:r>

--- a/klagomål/A 13898-2026 FSC-klagomål.docx
+++ b/klagomål/A 13898-2026 FSC-klagomål.docx
@@ -681,7 +681,7 @@
     <w:r>
       <w:tab/>
       <w:tab/>
-      <w:t>2026-08-29</w:t>
+      <w:t>2026-08-31</w:t>
       <w:br/>
       <w:br/>
     </w:r>

--- a/klagomål/A 13898-2026 FSC-klagomål.docx
+++ b/klagomål/A 13898-2026 FSC-klagomål.docx
@@ -681,7 +681,7 @@
     <w:r>
       <w:tab/>
       <w:tab/>
-      <w:t>2026-08-31</w:t>
+      <w:t>2026-09-01</w:t>
       <w:br/>
       <w:br/>
     </w:r>

--- a/klagomål/A 13898-2026 FSC-klagomål.docx
+++ b/klagomål/A 13898-2026 FSC-klagomål.docx
@@ -681,7 +681,7 @@
     <w:r>
       <w:tab/>
       <w:tab/>
-      <w:t>2026-09-01</w:t>
+      <w:t>2026-09-02</w:t>
       <w:br/>
       <w:br/>
     </w:r>

--- a/klagomål/A 13898-2026 FSC-klagomål.docx
+++ b/klagomål/A 13898-2026 FSC-klagomål.docx
@@ -681,7 +681,7 @@
     <w:r>
       <w:tab/>
       <w:tab/>
-      <w:t>2026-09-02</w:t>
+      <w:t>2026-09-03</w:t>
       <w:br/>
       <w:br/>
     </w:r>

--- a/klagomål/A 13898-2026 FSC-klagomål.docx
+++ b/klagomål/A 13898-2026 FSC-klagomål.docx
@@ -681,7 +681,7 @@
     <w:r>
       <w:tab/>
       <w:tab/>
-      <w:t>2026-09-03</w:t>
+      <w:t>2026-09-04</w:t>
       <w:br/>
       <w:br/>
     </w:r>

--- a/klagomål/A 13898-2026 FSC-klagomål.docx
+++ b/klagomål/A 13898-2026 FSC-klagomål.docx
@@ -681,7 +681,7 @@
     <w:r>
       <w:tab/>
       <w:tab/>
-      <w:t>2026-09-04</w:t>
+      <w:t>2026-09-05</w:t>
       <w:br/>
       <w:br/>
     </w:r>

--- a/klagomål/A 13898-2026 FSC-klagomål.docx
+++ b/klagomål/A 13898-2026 FSC-klagomål.docx
@@ -681,7 +681,7 @@
     <w:r>
       <w:tab/>
       <w:tab/>
-      <w:t>2026-09-05</w:t>
+      <w:t>2026-09-06</w:t>
       <w:br/>
       <w:br/>
     </w:r>

--- a/klagomål/A 13898-2026 FSC-klagomål.docx
+++ b/klagomål/A 13898-2026 FSC-klagomål.docx
@@ -681,7 +681,7 @@
     <w:r>
       <w:tab/>
       <w:tab/>
-      <w:t>2026-09-06</w:t>
+      <w:t>2026-09-07</w:t>
       <w:br/>
       <w:br/>
     </w:r>

--- a/klagomål/A 13898-2026 FSC-klagomål.docx
+++ b/klagomål/A 13898-2026 FSC-klagomål.docx
@@ -681,7 +681,7 @@
     <w:r>
       <w:tab/>
       <w:tab/>
-      <w:t>2026-09-07</w:t>
+      <w:t>2026-09-08</w:t>
       <w:br/>
       <w:br/>
     </w:r>

--- a/klagomål/A 13898-2026 FSC-klagomål.docx
+++ b/klagomål/A 13898-2026 FSC-klagomål.docx
@@ -681,7 +681,7 @@
     <w:r>
       <w:tab/>
       <w:tab/>
-      <w:t>2026-09-08</w:t>
+      <w:t>2026-09-09</w:t>
       <w:br/>
       <w:br/>
     </w:r>

--- a/klagomål/A 13898-2026 FSC-klagomål.docx
+++ b/klagomål/A 13898-2026 FSC-klagomål.docx
@@ -681,7 +681,7 @@
     <w:r>
       <w:tab/>
       <w:tab/>
-      <w:t>2026-09-09</w:t>
+      <w:t>2026-09-10</w:t>
       <w:br/>
       <w:br/>
     </w:r>

--- a/klagomål/A 13898-2026 FSC-klagomål.docx
+++ b/klagomål/A 13898-2026 FSC-klagomål.docx
@@ -681,7 +681,7 @@
     <w:r>
       <w:tab/>
       <w:tab/>
-      <w:t>2026-09-10</w:t>
+      <w:t>2026-09-11</w:t>
       <w:br/>
       <w:br/>
     </w:r>

--- a/klagomål/A 13898-2026 FSC-klagomål.docx
+++ b/klagomål/A 13898-2026 FSC-klagomål.docx
@@ -681,7 +681,7 @@
     <w:r>
       <w:tab/>
       <w:tab/>
-      <w:t>2026-09-11</w:t>
+      <w:t>2026-09-12</w:t>
       <w:br/>
       <w:br/>
     </w:r>

--- a/klagomål/A 13898-2026 FSC-klagomål.docx
+++ b/klagomål/A 13898-2026 FSC-klagomål.docx
@@ -681,7 +681,7 @@
     <w:r>
       <w:tab/>
       <w:tab/>
-      <w:t>2026-09-12</w:t>
+      <w:t>2026-09-13</w:t>
       <w:br/>
       <w:br/>
     </w:r>
